--- a/public/downloads/anirudh-vaka-resume-universal.docx
+++ b/public/downloads/anirudh-vaka-resume-universal.docx
@@ -39,7 +39,7 @@
       <w:pPr>
         <w:spacing w:after="40"/>
       </w:pPr>
-      <w:hyperlink w:history="1" r:id="rId2ve0n0xy5w6oik3hlbrxq">
+      <w:hyperlink w:history="1" r:id="rId6ge2ncb-mxzuvb_n8o7tn">
         <w:r>
           <w:rPr>
             <w:u w:val="single"/>
@@ -60,7 +60,7 @@
         </w:rPr>
         <w:t xml:space="preserve"> | </w:t>
       </w:r>
-      <w:hyperlink w:history="1" r:id="rIdnm6taiogj6hisq1tltjnk">
+      <w:hyperlink w:history="1" r:id="rIdfastgn6wwol2es4ji53sm">
         <w:r>
           <w:rPr>
             <w:u w:val="single"/>
@@ -81,7 +81,7 @@
         </w:rPr>
         <w:t xml:space="preserve"> | </w:t>
       </w:r>
-      <w:hyperlink w:history="1" r:id="rIdq2oullsylt-ntkc1k8f5y">
+      <w:hyperlink w:history="1" r:id="rIddpr45zyxwzew-u4puxwgv">
         <w:r>
           <w:rPr>
             <w:u w:val="single"/>
@@ -116,7 +116,7 @@
         </w:rPr>
         <w:t xml:space="preserve"> | </w:t>
       </w:r>
-      <w:hyperlink w:history="1" r:id="rId4ti-bd1llvrzpq-pdznhz">
+      <w:hyperlink w:history="1" r:id="rIdqesgwq63ormlsdhtggt39">
         <w:r>
           <w:rPr>
             <w:u w:val="single"/>
@@ -137,7 +137,7 @@
         </w:rPr>
         <w:t xml:space="preserve"> | </w:t>
       </w:r>
-      <w:hyperlink w:history="1" r:id="rIdlfp_ohd2uvo6ebfgmmgox">
+      <w:hyperlink w:history="1" r:id="rIdygygl1k-azzemqwzcc_h1">
         <w:r>
           <w:rPr>
             <w:u w:val="single"/>
@@ -163,7 +163,7 @@
           <w:szCs w:val="20"/>
           <w:rFonts w:ascii="Calibri" w:cs="Calibri" w:eastAsia="Calibri" w:hAnsi="Calibri"/>
         </w:rPr>
-        <w:t xml:space="preserve">Open to relocation worldwide with visa sponsorship, or fully remote · Notice period: 90 days (negotiable)</w:t>
+        <w:t xml:space="preserve">Open to relocation worldwide with visa sponsorship, or fully remote · Notice period: Serving notice — last working day 22 Oct 2026</w:t>
       </w:r>
     </w:p>
     <w:p>
@@ -852,7 +852,7 @@
         </w:rPr>
         <w:t xml:space="preserve">Founder &amp; Engineer — </w:t>
       </w:r>
-      <w:hyperlink w:history="1" r:id="rIdgec8b_bkvnoi-wfxe5os_">
+      <w:hyperlink w:history="1" r:id="rId3qv5jffz3bxffhmuoef2y">
         <w:r>
           <w:rPr>
             <w:b/>
@@ -917,7 +917,7 @@
         </w:rPr>
         <w:t xml:space="preserve">Founder &amp; Engineer — </w:t>
       </w:r>
-      <w:hyperlink w:history="1" r:id="rIdomhczuwiyzvghf-7u0cbs">
+      <w:hyperlink w:history="1" r:id="rIdjy0wrur1bq1h5ixqyoppw">
         <w:r>
           <w:rPr>
             <w:b/>

--- a/public/downloads/anirudh-vaka-resume-universal.docx
+++ b/public/downloads/anirudh-vaka-resume-universal.docx
@@ -32,14 +32,14 @@
           <w:szCs w:val="22"/>
           <w:rFonts w:ascii="Calibri" w:cs="Calibri" w:eastAsia="Calibri" w:hAnsi="Calibri"/>
         </w:rPr>
-        <w:t xml:space="preserve">Senior DevOps / Platform / SRE Engineer</w:t>
+        <w:t xml:space="preserve">Senior DevOps / Platform / SRE Engineer · AI Infrastructure &amp; LLMOps</w:t>
       </w:r>
     </w:p>
     <w:p>
       <w:pPr>
         <w:spacing w:after="40"/>
       </w:pPr>
-      <w:hyperlink w:history="1" r:id="rId6ge2ncb-mxzuvb_n8o7tn">
+      <w:hyperlink w:history="1" r:id="rIdxecennlte3rsym6eqycvu">
         <w:r>
           <w:rPr>
             <w:u w:val="single"/>
@@ -60,7 +60,7 @@
         </w:rPr>
         <w:t xml:space="preserve"> | </w:t>
       </w:r>
-      <w:hyperlink w:history="1" r:id="rIdfastgn6wwol2es4ji53sm">
+      <w:hyperlink w:history="1" r:id="rIdur-djyhls_hgdg6tfrkyv">
         <w:r>
           <w:rPr>
             <w:u w:val="single"/>
@@ -81,7 +81,7 @@
         </w:rPr>
         <w:t xml:space="preserve"> | </w:t>
       </w:r>
-      <w:hyperlink w:history="1" r:id="rIddpr45zyxwzew-u4puxwgv">
+      <w:hyperlink w:history="1" r:id="rIddmtbypai8h_vtzdndhri0">
         <w:r>
           <w:rPr>
             <w:u w:val="single"/>
@@ -116,7 +116,7 @@
         </w:rPr>
         <w:t xml:space="preserve"> | </w:t>
       </w:r>
-      <w:hyperlink w:history="1" r:id="rIdqesgwq63ormlsdhtggt39">
+      <w:hyperlink w:history="1" r:id="rIdlifyckncjxutghotrv7u0">
         <w:r>
           <w:rPr>
             <w:u w:val="single"/>
@@ -137,7 +137,7 @@
         </w:rPr>
         <w:t xml:space="preserve"> | </w:t>
       </w:r>
-      <w:hyperlink w:history="1" r:id="rIdygygl1k-azzemqwzcc_h1">
+      <w:hyperlink w:history="1" r:id="rIdsczaq7mp_963gc-3f98ju">
         <w:r>
           <w:rPr>
             <w:u w:val="single"/>
@@ -197,7 +197,7 @@
           <w:szCs w:val="22"/>
           <w:rFonts w:ascii="Calibri" w:cs="Calibri" w:eastAsia="Calibri" w:hAnsi="Calibri"/>
         </w:rPr>
-        <w:t xml:space="preserve">Senior DevOps / Platform / SRE engineer with 3+ years operating production infrastructure across AWS, Azure, and on-prem Kubernetes — including building an on-prem Kubernetes data center from bare metal at 99.9% uptime for 1000+ customers. Promoted intern → DevOps Lead in under two years; now lead a team of 5 under an ISO 27001:2022-certified practice. Founder of two live AI SaaS products (PrepAtlas, HumanifyCV) with paying users. Strong on Terraform, Kubernetes, GitHub Actions, GitOps, and FinOps.</w:t>
+        <w:t xml:space="preserve">Senior DevOps / Platform / SRE engineer with 3+ years operating production infrastructure across AWS, Azure, and on-prem Kubernetes — including building an on-prem Kubernetes data center from bare metal at 99.9% uptime for 1000+ customers. Promoted intern → DevOps Lead in under two years; now lead a team of 5 under an ISO 27001:2022-certified practice. Founder of two live AI SaaS products (PrepAtlas, HumanifyCV) with paying users. Strong on Terraform, Kubernetes, GitHub Actions, GitOps, and FinOps — plus a self-hosted LLM platform (Ollama, grounded RAG on pgvector) and an AI-in-SDLC auto-remediation pipeline that cuts MTTR.</w:t>
       </w:r>
     </w:p>
     <w:p>
@@ -852,7 +852,7 @@
         </w:rPr>
         <w:t xml:space="preserve">Founder &amp; Engineer — </w:t>
       </w:r>
-      <w:hyperlink w:history="1" r:id="rId3qv5jffz3bxffhmuoef2y">
+      <w:hyperlink w:history="1" r:id="rIdemng9mfwnaqsraaxg7r8q">
         <w:r>
           <w:rPr>
             <w:b/>
@@ -917,7 +917,7 @@
         </w:rPr>
         <w:t xml:space="preserve">Founder &amp; Engineer — </w:t>
       </w:r>
-      <w:hyperlink w:history="1" r:id="rIdjy0wrur1bq1h5ixqyoppw">
+      <w:hyperlink w:history="1" r:id="rIdoo7ba0p-b0irwv7hmiqyp">
         <w:r>
           <w:rPr>
             <w:b/>
@@ -1006,7 +1006,7 @@
           <w:szCs w:val="22"/>
           <w:rFonts w:ascii="Calibri" w:cs="Calibri" w:eastAsia="Calibri" w:hAnsi="Calibri"/>
         </w:rPr>
-        <w:t xml:space="preserve">AWS (ECS, RDS, Lambda, S3, Route 53, IAM, multi-region), Azure (AKS, VMs / VMSS, Blob Storage, Functions), Entra ID + Key Vault, Azure OpenAI + Azure Speech, On-prem (Hyper-V, bare-metal Kubernetes), GCP (fundamentals)</w:t>
+        <w:t xml:space="preserve">AWS (ECS, EKS, RDS, Lambda, S3, Route 53, IAM, multi-region), Azure (AKS, VMs / VMSS, Blob Storage, Functions), Entra ID + Key Vault, Azure OpenAI + Azure Speech, On-prem (Hyper-V, bare-metal Kubernetes), GCP (fundamentals)</w:t>
       </w:r>
     </w:p>
     <w:p>
@@ -1031,7 +1031,7 @@
           <w:szCs w:val="22"/>
           <w:rFonts w:ascii="Calibri" w:cs="Calibri" w:eastAsia="Calibri" w:hAnsi="Calibri"/>
         </w:rPr>
-        <w:t xml:space="preserve">Kubernetes (production, on-prem + cloud), Docker, Helm, ArgoCD, Horizontal Pod Autoscaling, Ingress</w:t>
+        <w:t xml:space="preserve">Kubernetes (production, on-prem + cloud), Docker, Helm, Kustomize, ArgoCD, Horizontal Pod Autoscaling, Ingress, Network policies, Admission control</w:t>
       </w:r>
     </w:p>
     <w:p>
@@ -1106,7 +1106,7 @@
           <w:szCs w:val="22"/>
           <w:rFonts w:ascii="Calibri" w:cs="Calibri" w:eastAsia="Calibri" w:hAnsi="Calibri"/>
         </w:rPr>
-        <w:t xml:space="preserve">Ollama (self-hosted LLMs), DeepSeek / Qwen, RAG on pgvector, Anthropic Claude API, AI-in-SDLC auto-remediation</w:t>
+        <w:t xml:space="preserve">Ollama (self-hosted LLMs), DeepSeek / Qwen, RAG on pgvector, Anthropic Claude API (router: prompt caching, vision), Prompt engineering, AI-in-SDLC auto-remediation</w:t>
       </w:r>
     </w:p>
     <w:p>
@@ -1156,7 +1156,7 @@
           <w:szCs w:val="22"/>
           <w:rFonts w:ascii="Calibri" w:cs="Calibri" w:eastAsia="Calibri" w:hAnsi="Calibri"/>
         </w:rPr>
-        <w:t xml:space="preserve">Linux, Cisco switches, FortiGate (firewall, VPN, SD-WAN), VLAN segmentation, Cloudflare WAF, OIDC / IAM, TLS, Trivy / Grype</w:t>
+        <w:t xml:space="preserve">Linux, Windows Server (IIS, Hyper-V, MS SQL), Cisco switches, FortiGate (firewall, VPN, SD-WAN), IDS / IPS, VLAN segmentation, Cloudflare WAF, OIDC / IAM, TLS, Trivy / Grype, SonarQube, ISO 27001:2022 / SOC 2-aligned</w:t>
       </w:r>
     </w:p>
     <w:p>
@@ -1181,57 +1181,57 @@
           <w:szCs w:val="22"/>
           <w:rFonts w:ascii="Calibri" w:cs="Calibri" w:eastAsia="Calibri" w:hAnsi="Calibri"/>
         </w:rPr>
-        <w:t xml:space="preserve">PostgreSQL, Supabase, MS SQL Server, MySQL, AWS RDS</w:t>
-      </w:r>
-    </w:p>
-    <w:p>
-      <w:pPr>
-        <w:spacing w:after="40" w:line="260"/>
-      </w:pPr>
-      <w:r>
-        <w:rPr>
-          <w:b/>
-          <w:bCs/>
-          <w:color w:val="1E1E2E"/>
-          <w:sz w:val="22"/>
-          <w:szCs w:val="22"/>
-          <w:rFonts w:ascii="Calibri" w:cs="Calibri" w:eastAsia="Calibri" w:hAnsi="Calibri"/>
-        </w:rPr>
-        <w:t xml:space="preserve">Observability: </w:t>
-      </w:r>
-      <w:r>
-        <w:rPr>
-          <w:color w:val="4A4A6A"/>
-          <w:sz w:val="22"/>
-          <w:szCs w:val="22"/>
-          <w:rFonts w:ascii="Calibri" w:cs="Calibri" w:eastAsia="Calibri" w:hAnsi="Calibri"/>
-        </w:rPr>
-        <w:t xml:space="preserve">Prometheus, Grafana, CloudWatch, Sentry, Loki, OpenSearch, ELK</w:t>
-      </w:r>
-    </w:p>
-    <w:p>
-      <w:pPr>
-        <w:spacing w:after="40" w:line="260"/>
-      </w:pPr>
-      <w:r>
-        <w:rPr>
-          <w:b/>
-          <w:bCs/>
-          <w:color w:val="1E1E2E"/>
-          <w:sz w:val="22"/>
-          <w:szCs w:val="22"/>
-          <w:rFonts w:ascii="Calibri" w:cs="Calibri" w:eastAsia="Calibri" w:hAnsi="Calibri"/>
-        </w:rPr>
-        <w:t xml:space="preserve">Languages: </w:t>
-      </w:r>
-      <w:r>
-        <w:rPr>
-          <w:color w:val="4A4A6A"/>
-          <w:sz w:val="22"/>
-          <w:szCs w:val="22"/>
-          <w:rFonts w:ascii="Calibri" w:cs="Calibri" w:eastAsia="Calibri" w:hAnsi="Calibri"/>
-        </w:rPr>
-        <w:t xml:space="preserve">TypeScript, Python, C# (.NET), Bash, PowerShell, SQL</w:t>
+        <w:t xml:space="preserve">PostgreSQL, Supabase, MS SQL Server, MySQL, AWS RDS, DynamoDB</w:t>
+      </w:r>
+    </w:p>
+    <w:p>
+      <w:pPr>
+        <w:spacing w:after="40" w:line="260"/>
+      </w:pPr>
+      <w:r>
+        <w:rPr>
+          <w:b/>
+          <w:bCs/>
+          <w:color w:val="1E1E2E"/>
+          <w:sz w:val="22"/>
+          <w:szCs w:val="22"/>
+          <w:rFonts w:ascii="Calibri" w:cs="Calibri" w:eastAsia="Calibri" w:hAnsi="Calibri"/>
+        </w:rPr>
+        <w:t xml:space="preserve">Observability &amp; SRE: </w:t>
+      </w:r>
+      <w:r>
+        <w:rPr>
+          <w:color w:val="4A4A6A"/>
+          <w:sz w:val="22"/>
+          <w:szCs w:val="22"/>
+          <w:rFonts w:ascii="Calibri" w:cs="Calibri" w:eastAsia="Calibri" w:hAnsi="Calibri"/>
+        </w:rPr>
+        <w:t xml:space="preserve">Prometheus, Grafana, CloudWatch, Sentry, Loki, OpenSearch, ELK, SLOs / error budgets, Incident response &amp; RCA, On-call rotation</w:t>
+      </w:r>
+    </w:p>
+    <w:p>
+      <w:pPr>
+        <w:spacing w:after="40" w:line="260"/>
+      </w:pPr>
+      <w:r>
+        <w:rPr>
+          <w:b/>
+          <w:bCs/>
+          <w:color w:val="1E1E2E"/>
+          <w:sz w:val="22"/>
+          <w:szCs w:val="22"/>
+          <w:rFonts w:ascii="Calibri" w:cs="Calibri" w:eastAsia="Calibri" w:hAnsi="Calibri"/>
+        </w:rPr>
+        <w:t xml:space="preserve">Languages &amp; Frameworks: </w:t>
+      </w:r>
+      <w:r>
+        <w:rPr>
+          <w:color w:val="4A4A6A"/>
+          <w:sz w:val="22"/>
+          <w:szCs w:val="22"/>
+          <w:rFonts w:ascii="Calibri" w:cs="Calibri" w:eastAsia="Calibri" w:hAnsi="Calibri"/>
+        </w:rPr>
+        <w:t xml:space="preserve">TypeScript, Python, Go, C# (.NET), Bash, PowerShell, SQL, Angular</w:t>
       </w:r>
     </w:p>
     <w:p>

--- a/public/downloads/anirudh-vaka-resume-universal.docx
+++ b/public/downloads/anirudh-vaka-resume-universal.docx
@@ -39,7 +39,7 @@
       <w:pPr>
         <w:spacing w:after="40"/>
       </w:pPr>
-      <w:hyperlink w:history="1" r:id="rIdxecennlte3rsym6eqycvu">
+      <w:hyperlink w:history="1" r:id="rId-eo_zdzdnmdoeztw1aajz">
         <w:r>
           <w:rPr>
             <w:u w:val="single"/>
@@ -60,7 +60,7 @@
         </w:rPr>
         <w:t xml:space="preserve"> | </w:t>
       </w:r>
-      <w:hyperlink w:history="1" r:id="rIdur-djyhls_hgdg6tfrkyv">
+      <w:hyperlink w:history="1" r:id="rIdypn3zlcnbftzm_fc1g850">
         <w:r>
           <w:rPr>
             <w:u w:val="single"/>
@@ -81,7 +81,7 @@
         </w:rPr>
         <w:t xml:space="preserve"> | </w:t>
       </w:r>
-      <w:hyperlink w:history="1" r:id="rIddmtbypai8h_vtzdndhri0">
+      <w:hyperlink w:history="1" r:id="rIdwwwd6hzcloz6hz82erulq">
         <w:r>
           <w:rPr>
             <w:u w:val="single"/>
@@ -116,7 +116,7 @@
         </w:rPr>
         <w:t xml:space="preserve"> | </w:t>
       </w:r>
-      <w:hyperlink w:history="1" r:id="rIdlifyckncjxutghotrv7u0">
+      <w:hyperlink w:history="1" r:id="rIdrh310ave5xyqlx4qycphs">
         <w:r>
           <w:rPr>
             <w:u w:val="single"/>
@@ -137,7 +137,7 @@
         </w:rPr>
         <w:t xml:space="preserve"> | </w:t>
       </w:r>
-      <w:hyperlink w:history="1" r:id="rIdsczaq7mp_963gc-3f98ju">
+      <w:hyperlink w:history="1" r:id="rIdfdjmihqdantnwvfiijade">
         <w:r>
           <w:rPr>
             <w:u w:val="single"/>
@@ -852,7 +852,7 @@
         </w:rPr>
         <w:t xml:space="preserve">Founder &amp; Engineer — </w:t>
       </w:r>
-      <w:hyperlink w:history="1" r:id="rIdemng9mfwnaqsraaxg7r8q">
+      <w:hyperlink w:history="1" r:id="rIdubbogcwxm9ftdoxgbafnm">
         <w:r>
           <w:rPr>
             <w:b/>
@@ -896,7 +896,7 @@
           <w:szCs w:val="22"/>
           <w:rFonts w:ascii="Calibri" w:cs="Calibri" w:eastAsia="Calibri" w:hAnsi="Calibri"/>
         </w:rPr>
-        <w:t xml:space="preserve">AI-grounded exam prep platform for Indian students. Built end-to-end on Next.js 15 + Supabase + pgvector + Anthropic Claude. Hosted on a $35/month AWS stack with Bubblewrap-wrapped Android TWA. 20+ paying users in beta. Engineering writeup at prepatlas.in/engineering.</w:t>
+        <w:t xml:space="preserve">AI-assisted exam prep platform for Indian students. Next.js 15 on a self-hosted PocketBase backend, with a provider-routed LLM layer (Anthropic Claude, NVIDIA) behind a per-user token budget and schema-validated output. Hosted on a $35/month AWS stack with a Bubblewrap-wrapped Android TWA. 20+ paying users in beta. Engineering writeup at prepatlas.in/engineering.</w:t>
       </w:r>
     </w:p>
     <w:p>
@@ -917,7 +917,7 @@
         </w:rPr>
         <w:t xml:space="preserve">Founder &amp; Engineer — </w:t>
       </w:r>
-      <w:hyperlink w:history="1" r:id="rIdoo7ba0p-b0irwv7hmiqyp">
+      <w:hyperlink w:history="1" r:id="rIdf-9tv7hp5niasghmjpzfr">
         <w:r>
           <w:rPr>
             <w:b/>
@@ -961,7 +961,7 @@
           <w:szCs w:val="22"/>
           <w:rFonts w:ascii="Calibri" w:cs="Calibri" w:eastAsia="Calibri" w:hAnsi="Calibri"/>
         </w:rPr>
-        <w:t xml:space="preserve">AI text humanization + resume optimization SaaS. Production-grade auth (NextAuth v5 with email verification, TOTP 2FA backed by AES-256-GCM-encrypted secrets, WebAuthn passkeys), Razorpay payments with discriminated-union typed event handling, Anthropic Claude Sonnet, AWS SES transactional email, Sentry, 31 Jest/Testing-Library tests. Hosted on AWS ECS. 30–40 paying users.</w:t>
+        <w:t xml:space="preserve">AI text humanization + resume optimization SaaS. Production-grade auth (NextAuth v5 with email verification, TOTP 2FA backed by AES-256-GCM-encrypted secrets, WebAuthn passkeys), Razorpay payments with discriminated-union typed event handling, a multi-model Anthropic Claude router, transactional email over Amazon SES SMTP, Sentry, Jest/Testing-Library suite. Deployed by GitHub Actions to a Docker Compose stack on AWS EC2 behind Cloudflare. 30–40 paying users.</w:t>
       </w:r>
     </w:p>
     <w:p>

--- a/public/downloads/anirudh-vaka-resume-universal.docx
+++ b/public/downloads/anirudh-vaka-resume-universal.docx
@@ -39,7 +39,7 @@
       <w:pPr>
         <w:spacing w:after="40"/>
       </w:pPr>
-      <w:hyperlink w:history="1" r:id="rId-eo_zdzdnmdoeztw1aajz">
+      <w:hyperlink w:history="1" r:id="rId55uxdxle-kon8zofklupe">
         <w:r>
           <w:rPr>
             <w:u w:val="single"/>
@@ -60,7 +60,7 @@
         </w:rPr>
         <w:t xml:space="preserve"> | </w:t>
       </w:r>
-      <w:hyperlink w:history="1" r:id="rIdypn3zlcnbftzm_fc1g850">
+      <w:hyperlink w:history="1" r:id="rIduukgxdnl9b9l33gmnve5x">
         <w:r>
           <w:rPr>
             <w:u w:val="single"/>
@@ -81,7 +81,7 @@
         </w:rPr>
         <w:t xml:space="preserve"> | </w:t>
       </w:r>
-      <w:hyperlink w:history="1" r:id="rIdwwwd6hzcloz6hz82erulq">
+      <w:hyperlink w:history="1" r:id="rIdmsg6dj-kjqsvwo5s-hwdx">
         <w:r>
           <w:rPr>
             <w:u w:val="single"/>
@@ -116,7 +116,7 @@
         </w:rPr>
         <w:t xml:space="preserve"> | </w:t>
       </w:r>
-      <w:hyperlink w:history="1" r:id="rIdrh310ave5xyqlx4qycphs">
+      <w:hyperlink w:history="1" r:id="rIdoj6l9zfut1_wqbgkkizqs">
         <w:r>
           <w:rPr>
             <w:u w:val="single"/>
@@ -137,7 +137,7 @@
         </w:rPr>
         <w:t xml:space="preserve"> | </w:t>
       </w:r>
-      <w:hyperlink w:history="1" r:id="rIdfdjmihqdantnwvfiijade">
+      <w:hyperlink w:history="1" r:id="rIdpstdvvudh_2z-f7gdz0ch">
         <w:r>
           <w:rPr>
             <w:u w:val="single"/>
@@ -852,7 +852,7 @@
         </w:rPr>
         <w:t xml:space="preserve">Founder &amp; Engineer — </w:t>
       </w:r>
-      <w:hyperlink w:history="1" r:id="rIdubbogcwxm9ftdoxgbafnm">
+      <w:hyperlink w:history="1" r:id="rIdnc8e5zvh4wft8j4ypbuxb">
         <w:r>
           <w:rPr>
             <w:b/>
@@ -896,7 +896,7 @@
           <w:szCs w:val="22"/>
           <w:rFonts w:ascii="Calibri" w:cs="Calibri" w:eastAsia="Calibri" w:hAnsi="Calibri"/>
         </w:rPr>
-        <w:t xml:space="preserve">AI-assisted exam prep platform for Indian students. Next.js 15 on a self-hosted PocketBase backend, with a provider-routed LLM layer (Anthropic Claude, NVIDIA) behind a per-user token budget and schema-validated output. Hosted on a $35/month AWS stack with a Bubblewrap-wrapped Android TWA. 20+ paying users in beta. Engineering writeup at prepatlas.in/engineering.</w:t>
+        <w:t xml:space="preserve">AI-assisted exam prep platform for Indian students. Next.js 15 on a self-hosted PocketBase backend, with a provider-routed LLM layer (Anthropic Claude, NVIDIA) behind a per-user token budget and schema-validated output. Hosted on a $35/month AWS stack with a Bubblewrap-wrapped Android TWA. 20+ paying users in beta.</w:t>
       </w:r>
     </w:p>
     <w:p>
@@ -917,7 +917,7 @@
         </w:rPr>
         <w:t xml:space="preserve">Founder &amp; Engineer — </w:t>
       </w:r>
-      <w:hyperlink w:history="1" r:id="rIdf-9tv7hp5niasghmjpzfr">
+      <w:hyperlink w:history="1" r:id="rIdykucbxiji3hkpwt0y9qr5">
         <w:r>
           <w:rPr>
             <w:b/>

--- a/public/downloads/anirudh-vaka-resume-universal.docx
+++ b/public/downloads/anirudh-vaka-resume-universal.docx
@@ -39,7 +39,7 @@
       <w:pPr>
         <w:spacing w:after="40"/>
       </w:pPr>
-      <w:hyperlink w:history="1" r:id="rId55uxdxle-kon8zofklupe">
+      <w:hyperlink w:history="1" r:id="rIdy013nk_m-42cykptlzsc4">
         <w:r>
           <w:rPr>
             <w:u w:val="single"/>
@@ -60,7 +60,7 @@
         </w:rPr>
         <w:t xml:space="preserve"> | </w:t>
       </w:r>
-      <w:hyperlink w:history="1" r:id="rIduukgxdnl9b9l33gmnve5x">
+      <w:hyperlink w:history="1" r:id="rIdty03vdihuovleeuz_uuv1">
         <w:r>
           <w:rPr>
             <w:u w:val="single"/>
@@ -81,7 +81,7 @@
         </w:rPr>
         <w:t xml:space="preserve"> | </w:t>
       </w:r>
-      <w:hyperlink w:history="1" r:id="rIdmsg6dj-kjqsvwo5s-hwdx">
+      <w:hyperlink w:history="1" r:id="rId3softp7f6ltmc0sohhc9x">
         <w:r>
           <w:rPr>
             <w:u w:val="single"/>
@@ -116,7 +116,7 @@
         </w:rPr>
         <w:t xml:space="preserve"> | </w:t>
       </w:r>
-      <w:hyperlink w:history="1" r:id="rIdoj6l9zfut1_wqbgkkizqs">
+      <w:hyperlink w:history="1" r:id="rIdlezvz5dc0jquqkvt_7kav">
         <w:r>
           <w:rPr>
             <w:u w:val="single"/>
@@ -137,7 +137,7 @@
         </w:rPr>
         <w:t xml:space="preserve"> | </w:t>
       </w:r>
-      <w:hyperlink w:history="1" r:id="rIdpstdvvudh_2z-f7gdz0ch">
+      <w:hyperlink w:history="1" r:id="rId0tihzqxdjyubr1u4tujmd">
         <w:r>
           <w:rPr>
             <w:u w:val="single"/>
@@ -852,7 +852,7 @@
         </w:rPr>
         <w:t xml:space="preserve">Founder &amp; Engineer — </w:t>
       </w:r>
-      <w:hyperlink w:history="1" r:id="rIdnc8e5zvh4wft8j4ypbuxb">
+      <w:hyperlink w:history="1" r:id="rIddpuk158bkodv9nghooe9o">
         <w:r>
           <w:rPr>
             <w:b/>
@@ -896,7 +896,7 @@
           <w:szCs w:val="22"/>
           <w:rFonts w:ascii="Calibri" w:cs="Calibri" w:eastAsia="Calibri" w:hAnsi="Calibri"/>
         </w:rPr>
-        <w:t xml:space="preserve">AI-assisted exam prep platform for Indian students. Next.js 15 on a self-hosted PocketBase backend, with a provider-routed LLM layer (Anthropic Claude, NVIDIA) behind a per-user token budget and schema-validated output. Hosted on a $35/month AWS stack with a Bubblewrap-wrapped Android TWA. 20+ paying users in beta.</w:t>
+        <w:t xml:space="preserve">AI learning and career platform for Indian students. An AI tutor that teaches over chat, voice, and generated video; adaptive practice; a full exam engine (timed attempts, mark-for-review, negative marking, auto-submit); 13 role-based career tracks with mock interviews, JD analysis, and resume review; and a peer layer for doubts and study squads. Next.js 15 on a self-hosted PocketBase backend, with a provider-routed LLM layer (Anthropic Claude, NVIDIA) behind a per-user token budget and schema-validated output. Offline-capable PWA plus a Bubblewrap Android TWA, on a $35/month AWS stack. 20+ paying users in beta.</w:t>
       </w:r>
     </w:p>
     <w:p>
@@ -917,7 +917,7 @@
         </w:rPr>
         <w:t xml:space="preserve">Founder &amp; Engineer — </w:t>
       </w:r>
-      <w:hyperlink w:history="1" r:id="rIdykucbxiji3hkpwt0y9qr5">
+      <w:hyperlink w:history="1" r:id="rIda-cdsrtc2acovohofrilb">
         <w:r>
           <w:rPr>
             <w:b/>
@@ -961,7 +961,7 @@
           <w:szCs w:val="22"/>
           <w:rFonts w:ascii="Calibri" w:cs="Calibri" w:eastAsia="Calibri" w:hAnsi="Calibri"/>
         </w:rPr>
-        <w:t xml:space="preserve">AI text humanization + resume optimization SaaS. Production-grade auth (NextAuth v5 with email verification, TOTP 2FA backed by AES-256-GCM-encrypted secrets, WebAuthn passkeys), Razorpay payments with discriminated-union typed event handling, a multi-model Anthropic Claude router, transactional email over Amazon SES SMTP, Sentry, Jest/Testing-Library suite. Deployed by GitHub Actions to a Docker Compose stack on AWS EC2 behind Cloudflare. 30–40 paying users.</w:t>
+        <w:t xml:space="preserve">AI career workspace. A structured Career Vault holds verified experience once, and the AI writes, humanises, and tailors resumes from it rather than inventing history — with proof-check, JD matching, ATS analysis against Workday / Greenhouse / Lever / Taleo / iCIMS heuristics, cover letters, interview kit, and PDF export. Also ships a multi-tenant org console for colleges (cohorts, programs, certificates, missions, audit, exec dashboard). Production-grade auth (NextAuth v5, TOTP 2FA over AES-256-GCM-encrypted secrets, WebAuthn passkeys, Google OAuth), Razorpay with discriminated-union event handling, a multi-model Claude router, SES SMTP, Sentry. Deployed by GitHub Actions to a Docker Compose stack on AWS EC2 behind Cloudflare. 30–40 paying users across Free / Smart CV / Job-Hunt Pro tiers.</w:t>
       </w:r>
     </w:p>
     <w:p>

--- a/public/downloads/anirudh-vaka-resume-universal.docx
+++ b/public/downloads/anirudh-vaka-resume-universal.docx
@@ -39,7 +39,7 @@
       <w:pPr>
         <w:spacing w:after="40"/>
       </w:pPr>
-      <w:hyperlink w:history="1" r:id="rIdy013nk_m-42cykptlzsc4">
+      <w:hyperlink w:history="1" r:id="rIdtr26-ejq-071jjeu4a2bw">
         <w:r>
           <w:rPr>
             <w:u w:val="single"/>
@@ -60,7 +60,7 @@
         </w:rPr>
         <w:t xml:space="preserve"> | </w:t>
       </w:r>
-      <w:hyperlink w:history="1" r:id="rIdty03vdihuovleeuz_uuv1">
+      <w:hyperlink w:history="1" r:id="rIduoauljgvwkgcpmc243zmb">
         <w:r>
           <w:rPr>
             <w:u w:val="single"/>
@@ -81,7 +81,7 @@
         </w:rPr>
         <w:t xml:space="preserve"> | </w:t>
       </w:r>
-      <w:hyperlink w:history="1" r:id="rId3softp7f6ltmc0sohhc9x">
+      <w:hyperlink w:history="1" r:id="rIdcu-9lttq_cczmyca07vwb">
         <w:r>
           <w:rPr>
             <w:u w:val="single"/>
@@ -116,7 +116,7 @@
         </w:rPr>
         <w:t xml:space="preserve"> | </w:t>
       </w:r>
-      <w:hyperlink w:history="1" r:id="rIdlezvz5dc0jquqkvt_7kav">
+      <w:hyperlink w:history="1" r:id="rIdn0bupewaranpmv2xg20_u">
         <w:r>
           <w:rPr>
             <w:u w:val="single"/>
@@ -137,7 +137,7 @@
         </w:rPr>
         <w:t xml:space="preserve"> | </w:t>
       </w:r>
-      <w:hyperlink w:history="1" r:id="rId0tihzqxdjyubr1u4tujmd">
+      <w:hyperlink w:history="1" r:id="rIdqfouwvaerddeknuzgiwss">
         <w:r>
           <w:rPr>
             <w:u w:val="single"/>
@@ -852,7 +852,7 @@
         </w:rPr>
         <w:t xml:space="preserve">Founder &amp; Engineer — </w:t>
       </w:r>
-      <w:hyperlink w:history="1" r:id="rIddpuk158bkodv9nghooe9o">
+      <w:hyperlink w:history="1" r:id="rId6fhwr_wao3ljqrscb1ym-">
         <w:r>
           <w:rPr>
             <w:b/>
@@ -896,7 +896,7 @@
           <w:szCs w:val="22"/>
           <w:rFonts w:ascii="Calibri" w:cs="Calibri" w:eastAsia="Calibri" w:hAnsi="Calibri"/>
         </w:rPr>
-        <w:t xml:space="preserve">AI learning and career platform for Indian students. An AI tutor that teaches over chat, voice, and generated video; adaptive practice; a full exam engine (timed attempts, mark-for-review, negative marking, auto-submit); 13 role-based career tracks with mock interviews, JD analysis, and resume review; and a peer layer for doubts and study squads. Next.js 15 on a self-hosted PocketBase backend, with a provider-routed LLM layer (Anthropic Claude, NVIDIA) behind a per-user token budget and schema-validated output. Offline-capable PWA plus a Bubblewrap Android TWA, on a $35/month AWS stack. 20+ paying users in beta.</w:t>
+        <w:t xml:space="preserve">AI learning and career platform for Indian students — an AI tutor teaching over chat, voice, and generated video, adaptive practice, a timed exam engine, and 13 role-based career tracks with mock interviews and JD analysis. Next.js 15 on self-hosted PocketBase with a provider-routed LLM layer (Claude, NVIDIA) behind a per-user token budget and schema-validated output; offline-capable PWA and Android TWA on a $35/month AWS stack, 20+ paying users in beta.</w:t>
       </w:r>
     </w:p>
     <w:p>
@@ -917,7 +917,7 @@
         </w:rPr>
         <w:t xml:space="preserve">Founder &amp; Engineer — </w:t>
       </w:r>
-      <w:hyperlink w:history="1" r:id="rIda-cdsrtc2acovohofrilb">
+      <w:hyperlink w:history="1" r:id="rIdk-yhz3v59bja3tsqhsztd">
         <w:r>
           <w:rPr>
             <w:b/>
@@ -961,7 +961,7 @@
           <w:szCs w:val="22"/>
           <w:rFonts w:ascii="Calibri" w:cs="Calibri" w:eastAsia="Calibri" w:hAnsi="Calibri"/>
         </w:rPr>
-        <w:t xml:space="preserve">AI career workspace. A structured Career Vault holds verified experience once, and the AI writes, humanises, and tailors resumes from it rather than inventing history — with proof-check, JD matching, ATS analysis against Workday / Greenhouse / Lever / Taleo / iCIMS heuristics, cover letters, interview kit, and PDF export. Also ships a multi-tenant org console for colleges (cohorts, programs, certificates, missions, audit, exec dashboard). Production-grade auth (NextAuth v5, TOTP 2FA over AES-256-GCM-encrypted secrets, WebAuthn passkeys, Google OAuth), Razorpay with discriminated-union event handling, a multi-model Claude router, SES SMTP, Sentry. Deployed by GitHub Actions to a Docker Compose stack on AWS EC2 behind Cloudflare. 30–40 paying users across Free / Smart CV / Job-Hunt Pro tiers.</w:t>
+        <w:t xml:space="preserve">AI career workspace built on a structured Career Vault — verified experience stored once, with AI generation, humanisation, and JD tailoring reading from it rather than inventing history, plus ATS analysis, cover letters, and a multi-tenant console for colleges. Next.js 16 + Prisma/Postgres with NextAuth v5 (TOTP 2FA over AES-256-GCM secrets, WebAuthn passkeys), Razorpay, and a multi-model Claude router, deployed by GitHub Actions to Docker Compose on AWS EC2 behind Cloudflare; 30–40 paying users.</w:t>
       </w:r>
     </w:p>
     <w:p>
